--- a/a7/packages/A7 Unit 3 - Exponents and Scientific Notation/Lessons/3.09/A7 3.09 Writing Small Numbers in Scientific Notation - Teacher Edition.docx
+++ b/a7/packages/A7 Unit 3 - Exponents and Scientific Notation/Lessons/3.09/A7 3.09 Writing Small Numbers in Scientific Notation - Teacher Edition.docx
@@ -3356,7 +3356,7 @@
           <w:color w:val="1A1A1A"/>
           <w:sz w:val="21"/>
         </w:rPr>
-        <w:t xml:space="preserve">Independent Set — Six questions. On your own, in silence.  </w:t>
+        <w:t xml:space="preserve">Independent Set — Six questions. On your own, in writing.  </w:t>
       </w:r>
       <w:r>
         <w:rPr>
@@ -3365,7 +3365,7 @@
           <w:color w:val="1A1A1A"/>
           <w:sz w:val="21"/>
         </w:rPr>
-        <w:t>Hand out the Independent Set.</w:t>
+        <w:t>Hand out the Independent Set; the same six questions are on the board.</w:t>
       </w:r>
     </w:p>
     <w:p>

--- a/a7/packages/A7 Unit 3 - Exponents and Scientific Notation/Lessons/3.09/A7 3.09 Writing Small Numbers in Scientific Notation - Teacher Edition.docx
+++ b/a7/packages/A7 Unit 3 - Exponents and Scientific Notation/Lessons/3.09/A7 3.09 Writing Small Numbers in Scientific Notation - Teacher Edition.docx
@@ -2320,7 +2320,7 @@
       <w:r>
         <w:drawing>
           <wp:inline xmlns:a="http://schemas.openxmlformats.org/drawingml/2006/main" xmlns:pic="http://schemas.openxmlformats.org/drawingml/2006/picture">
-            <wp:extent cx="280416" cy="143256"/>
+            <wp:extent cx="277368" cy="140208"/>
             <wp:docPr id="3" name="Picture 3"/>
             <wp:cNvGraphicFramePr>
               <a:graphicFrameLocks noChangeAspect="1"/>
@@ -2329,7 +2329,7 @@
               <a:graphicData uri="http://schemas.openxmlformats.org/drawingml/2006/picture">
                 <pic:pic>
                   <pic:nvPicPr>
-                    <pic:cNvPr id="0" name="70db5e1485eda523.png"/>
+                    <pic:cNvPr id="0" name="c0b9d0bc4ff9b0a7.png"/>
                     <pic:cNvPicPr/>
                   </pic:nvPicPr>
                   <pic:blipFill>
@@ -2341,7 +2341,7 @@
                   <pic:spPr>
                     <a:xfrm>
                       <a:off x="0" y="0"/>
-                      <a:ext cx="280416" cy="143256"/>
+                      <a:ext cx="277368" cy="140208"/>
                     </a:xfrm>
                     <a:prstGeom prst="rect"/>
                   </pic:spPr>
@@ -2367,7 +2367,7 @@
           <w:color w:val="9E1B32"/>
           <w:sz w:val="21"/>
         </w:rPr>
-        <w:t>0.0001</w:t>
+        <w:t>0.0000001</w:t>
       </w:r>
       <w:r>
         <w:rPr>
@@ -2376,7 +2376,7 @@
           <w:color w:val="6B6B6B"/>
           <w:sz w:val="19"/>
         </w:rPr>
-        <w:t xml:space="preserve">   0.00001 — four zeros written, then the 1 (five places) [8.NSO.1.4: the exponent counts places]; −10,000 — negative exponent read as a negative value [B1G-M 8.NSO.1.3 misconception]</w:t>
+        <w:t xml:space="preserve">   0.00000001 — seven zeros written, then the 1 (eight places) [8.NSO.1.4: the exponent counts places]; −10,000,000 — negative exponent read as a negative value [B1G-M 8.NSO.1.3 misconception]</w:t>
       </w:r>
     </w:p>
     <w:p>
@@ -2988,7 +2988,7 @@
       <w:r>
         <w:drawing>
           <wp:inline xmlns:a="http://schemas.openxmlformats.org/drawingml/2006/main" xmlns:pic="http://schemas.openxmlformats.org/drawingml/2006/picture">
-            <wp:extent cx="649224" cy="146304"/>
+            <wp:extent cx="655320" cy="146304"/>
             <wp:docPr id="7" name="Picture 7"/>
             <wp:cNvGraphicFramePr>
               <a:graphicFrameLocks noChangeAspect="1"/>
@@ -2997,7 +2997,7 @@
               <a:graphicData uri="http://schemas.openxmlformats.org/drawingml/2006/picture">
                 <pic:pic>
                   <pic:nvPicPr>
-                    <pic:cNvPr id="0" name="ff47b2dd22543d92.png"/>
+                    <pic:cNvPr id="0" name="ad5bc6db92c84c31.png"/>
                     <pic:cNvPicPr/>
                   </pic:nvPicPr>
                   <pic:blipFill>
@@ -3009,7 +3009,7 @@
                   <pic:spPr>
                     <a:xfrm>
                       <a:off x="0" y="0"/>
-                      <a:ext cx="649224" cy="146304"/>
+                      <a:ext cx="655320" cy="146304"/>
                     </a:xfrm>
                     <a:prstGeom prst="rect"/>
                   </pic:spPr>
@@ -3031,7 +3031,7 @@
       <w:r>
         <w:drawing>
           <wp:inline xmlns:a="http://schemas.openxmlformats.org/drawingml/2006/main" xmlns:pic="http://schemas.openxmlformats.org/drawingml/2006/picture">
-            <wp:extent cx="652272" cy="146304"/>
+            <wp:extent cx="649224" cy="149352"/>
             <wp:docPr id="8" name="Picture 8"/>
             <wp:cNvGraphicFramePr>
               <a:graphicFrameLocks noChangeAspect="1"/>
@@ -3040,7 +3040,7 @@
               <a:graphicData uri="http://schemas.openxmlformats.org/drawingml/2006/picture">
                 <pic:pic>
                   <pic:nvPicPr>
-                    <pic:cNvPr id="0" name="1f6cd5e7e39398f1.png"/>
+                    <pic:cNvPr id="0" name="0c9fd04f8d2acd29.png"/>
                     <pic:cNvPicPr/>
                   </pic:nvPicPr>
                   <pic:blipFill>
@@ -3052,7 +3052,7 @@
                   <pic:spPr>
                     <a:xfrm>
                       <a:off x="0" y="0"/>
-                      <a:ext cx="652272" cy="146304"/>
+                      <a:ext cx="649224" cy="149352"/>
                     </a:xfrm>
                     <a:prstGeom prst="rect"/>
                   </pic:spPr>
@@ -3078,7 +3078,7 @@
           <w:color w:val="9E1B32"/>
           <w:sz w:val="21"/>
         </w:rPr>
-        <w:t>3.9 × 10</w:t>
+        <w:t>5.3 × 10</w:t>
       </w:r>
       <w:r>
         <w:rPr>
@@ -3088,7 +3088,7 @@
           <w:sz w:val="21"/>
           <w:vertAlign w:val="superscript"/>
         </w:rPr>
-        <w:t>-5</w:t>
+        <w:t>-4</w:t>
       </w:r>
       <w:r>
         <w:rPr>
@@ -3097,7 +3097,7 @@
           <w:color w:val="6B6B6B"/>
           <w:sz w:val="19"/>
         </w:rPr>
-        <w:t xml:space="preserve">   7.4 × 10</w:t>
+        <w:t xml:space="preserve">   8.9 × 10</w:t>
       </w:r>
       <w:r>
         <w:rPr>
@@ -3107,7 +3107,7 @@
           <w:sz w:val="19"/>
           <w:vertAlign w:val="superscript"/>
         </w:rPr>
-        <w:t>-8</w:t>
+        <w:t>-6</w:t>
       </w:r>
       <w:r>
         <w:rPr>
@@ -3116,7 +3116,7 @@
           <w:color w:val="6B6B6B"/>
           <w:sz w:val="19"/>
         </w:rPr>
-        <w:t xml:space="preserve"> — coefficients compared first, or −8 read as larger than −5 [8.NSO.1.4: compare the powers of 10 first, and −8 &lt; −5]</w:t>
+        <w:t xml:space="preserve"> — coefficients compared first, or −6 read as larger than −4 [8.NSO.1.4: compare the powers of 10 first, and −6 &lt; −4]</w:t>
       </w:r>
     </w:p>
     <w:p>
@@ -3440,7 +3440,7 @@
           <w:color w:val="1A1A1A"/>
           <w:sz w:val="20"/>
         </w:rPr>
-        <w:t>0.00001 — four zeros written, then the 1 (five places) [8.NSO.1.4: the exponent counts places]</w:t>
+        <w:t>0.00000001 — seven zeros written, then the 1 (eight places) [8.NSO.1.4: the exponent counts places]</w:t>
       </w:r>
     </w:p>
     <w:p>
@@ -3660,7 +3660,7 @@
           <w:color w:val="1A1A1A"/>
           <w:sz w:val="20"/>
         </w:rPr>
-        <w:t>7.4 × 10</w:t>
+        <w:t>8.9 × 10</w:t>
       </w:r>
       <w:r>
         <w:rPr>
@@ -3670,7 +3670,7 @@
           <w:sz w:val="20"/>
           <w:vertAlign w:val="superscript"/>
         </w:rPr>
-        <w:t>-8</w:t>
+        <w:t>-6</w:t>
       </w:r>
       <w:r>
         <w:rPr>
@@ -3679,7 +3679,7 @@
           <w:color w:val="1A1A1A"/>
           <w:sz w:val="20"/>
         </w:rPr>
-        <w:t xml:space="preserve"> — coefficients compared first, or −8 read as larger than −5 [8.NSO.1.4: compare the powers of 10 first, and −8 &lt; −5]</w:t>
+        <w:t xml:space="preserve"> — coefficients compared first, or −6 read as larger than −4 [8.NSO.1.4: compare the powers of 10 first, and −6 &lt; −4]</w:t>
       </w:r>
     </w:p>
     <w:p>
